--- a/Knowledge/3-Work knowledge/1-Software Engineering/1-Software Engineering Fundamentals/5-My Source/4-Networks Devices/11-Network Interface Card (NIC) and MAC address.docx
+++ b/Knowledge/3-Work knowledge/1-Software Engineering/1-Software Engineering Fundamentals/5-My Source/4-Networks Devices/11-Network Interface Card (NIC) and MAC address.docx
@@ -4,72 +4,39 @@
   <w:body>
     <w:p>
       <w:pPr>
-        <w:keepNext/>
-        <w:keepLines/>
-        <w:spacing w:before="360" w:after="80" w:line="276" w:lineRule="auto"/>
-        <w:outlineLvl w:val="0"/>
-        <w:rPr>
-          <w:rFonts w:asciiTheme="majorHAnsi" w:eastAsiaTheme="majorEastAsia" w:hAnsiTheme="majorHAnsi" w:cstheme="majorBidi"/>
-          <w:color w:val="2F5496" w:themeColor="accent1" w:themeShade="BF"/>
-          <w:kern w:val="0"/>
-          <w:sz w:val="40"/>
-          <w:szCs w:val="40"/>
-          <w:lang w:val="en"/>
-          <w14:ligatures w14:val="none"/>
+        <w:pStyle w:val="Heading1"/>
+        <w:rPr>
+          <w:lang w:val="en"/>
         </w:rPr>
       </w:pPr>
       <w:bookmarkStart w:id="0" w:name="_1sx6z4r108zk" w:colFirst="0" w:colLast="0"/>
       <w:bookmarkEnd w:id="0"/>
       <w:r>
         <w:rPr>
-          <w:rFonts w:asciiTheme="majorHAnsi" w:eastAsiaTheme="majorEastAsia" w:hAnsiTheme="majorHAnsi" w:cstheme="majorBidi"/>
-          <w:color w:val="2F5496" w:themeColor="accent1" w:themeShade="BF"/>
-          <w:kern w:val="0"/>
-          <w:sz w:val="40"/>
-          <w:szCs w:val="40"/>
-          <w:lang w:val="en"/>
-          <w14:ligatures w14:val="none"/>
+          <w:lang w:val="en"/>
         </w:rPr>
         <w:t>1-Network Interface Card (NIC)</w:t>
       </w:r>
     </w:p>
     <w:p>
       <w:pPr>
-        <w:spacing w:before="280" w:after="80" w:line="276" w:lineRule="auto"/>
-        <w:outlineLvl w:val="1"/>
-        <w:rPr>
-          <w:rFonts w:asciiTheme="majorHAnsi" w:eastAsiaTheme="majorEastAsia" w:hAnsiTheme="majorHAnsi" w:cstheme="majorBidi"/>
-          <w:color w:val="2F5496" w:themeColor="accent1" w:themeShade="BF"/>
-          <w:kern w:val="0"/>
-          <w:sz w:val="32"/>
-          <w:szCs w:val="32"/>
-          <w:lang w:val="en"/>
-          <w14:ligatures w14:val="none"/>
+        <w:pStyle w:val="Heading2"/>
+        <w:rPr>
+          <w:lang w:val="en"/>
         </w:rPr>
       </w:pPr>
       <w:bookmarkStart w:id="1" w:name="_82945ctf0wh7" w:colFirst="0" w:colLast="0"/>
       <w:bookmarkEnd w:id="1"/>
       <w:r>
         <w:rPr>
-          <w:rFonts w:ascii="Segoe UI Emoji" w:eastAsiaTheme="majorEastAsia" w:hAnsi="Segoe UI Emoji" w:cs="Segoe UI Emoji"/>
-          <w:color w:val="2F5496" w:themeColor="accent1" w:themeShade="BF"/>
-          <w:kern w:val="0"/>
-          <w:sz w:val="32"/>
-          <w:szCs w:val="32"/>
-          <w:lang w:val="en"/>
-          <w14:ligatures w14:val="none"/>
+          <w:rFonts w:ascii="Segoe UI Emoji" w:hAnsi="Segoe UI Emoji" w:cs="Segoe UI Emoji"/>
+          <w:lang w:val="en"/>
         </w:rPr>
         <w:t>🧩</w:t>
       </w:r>
       <w:r>
         <w:rPr>
-          <w:rFonts w:asciiTheme="majorHAnsi" w:eastAsiaTheme="majorEastAsia" w:hAnsiTheme="majorHAnsi" w:cstheme="majorBidi"/>
-          <w:color w:val="2F5496" w:themeColor="accent1" w:themeShade="BF"/>
-          <w:kern w:val="0"/>
-          <w:sz w:val="32"/>
-          <w:szCs w:val="32"/>
-          <w:lang w:val="en"/>
-          <w14:ligatures w14:val="none"/>
+          <w:lang w:val="en"/>
         </w:rPr>
         <w:t xml:space="preserve"> What is a Network Interface Card (NIC)?</w:t>
       </w:r>
@@ -111,6 +78,7 @@
         </w:rPr>
         <w:t xml:space="preserve">: </w:t>
       </w:r>
+      <w:proofErr w:type="spellStart"/>
       <w:r>
         <w:rPr>
           <w:rFonts w:ascii="Arial" w:eastAsia="Arial" w:hAnsi="Arial" w:cs="Arial"/>
@@ -122,7 +90,21 @@
           <w:lang w:val="en"/>
           <w14:ligatures w14:val="none"/>
         </w:rPr>
-        <w:t>Chatgpt (GPT</w:t>
+        <w:t>Chatgpt</w:t>
+      </w:r>
+      <w:proofErr w:type="spellEnd"/>
+      <w:r>
+        <w:rPr>
+          <w:rFonts w:ascii="Arial" w:eastAsia="Arial" w:hAnsi="Arial" w:cs="Arial"/>
+          <w:b/>
+          <w:kern w:val="0"/>
+          <w:sz w:val="22"/>
+          <w:szCs w:val="22"/>
+          <w:highlight w:val="darkGray"/>
+          <w:lang w:val="en"/>
+          <w14:ligatures w14:val="none"/>
+        </w:rPr>
+        <w:t xml:space="preserve"> (GPT</w:t>
       </w:r>
       <w:r>
         <w:rPr>
@@ -345,41 +327,23 @@
     </w:p>
     <w:p>
       <w:pPr>
-        <w:spacing w:before="280" w:after="80" w:line="276" w:lineRule="auto"/>
-        <w:outlineLvl w:val="1"/>
-        <w:rPr>
-          <w:rFonts w:asciiTheme="majorHAnsi" w:eastAsiaTheme="majorEastAsia" w:hAnsiTheme="majorHAnsi" w:cstheme="majorBidi"/>
-          <w:color w:val="2F5496" w:themeColor="accent1" w:themeShade="BF"/>
-          <w:kern w:val="0"/>
-          <w:sz w:val="32"/>
-          <w:szCs w:val="32"/>
-          <w:lang w:val="en"/>
-          <w14:ligatures w14:val="none"/>
+        <w:pStyle w:val="Heading2"/>
+        <w:rPr>
+          <w:lang w:val="en"/>
         </w:rPr>
       </w:pPr>
       <w:bookmarkStart w:id="2" w:name="_oxhxxzrf1wie" w:colFirst="0" w:colLast="0"/>
       <w:bookmarkEnd w:id="2"/>
       <w:r>
         <w:rPr>
-          <w:rFonts w:ascii="Segoe UI Emoji" w:eastAsiaTheme="majorEastAsia" w:hAnsi="Segoe UI Emoji" w:cs="Segoe UI Emoji"/>
-          <w:color w:val="2F5496" w:themeColor="accent1" w:themeShade="BF"/>
-          <w:kern w:val="0"/>
-          <w:sz w:val="32"/>
-          <w:szCs w:val="32"/>
-          <w:lang w:val="en"/>
-          <w14:ligatures w14:val="none"/>
+          <w:rFonts w:ascii="Segoe UI Emoji" w:hAnsi="Segoe UI Emoji" w:cs="Segoe UI Emoji"/>
+          <w:lang w:val="en"/>
         </w:rPr>
         <w:t>🔌</w:t>
       </w:r>
       <w:r>
         <w:rPr>
-          <w:rFonts w:asciiTheme="majorHAnsi" w:eastAsiaTheme="majorEastAsia" w:hAnsiTheme="majorHAnsi" w:cstheme="majorBidi"/>
-          <w:color w:val="2F5496" w:themeColor="accent1" w:themeShade="BF"/>
-          <w:kern w:val="0"/>
-          <w:sz w:val="32"/>
-          <w:szCs w:val="32"/>
-          <w:lang w:val="en"/>
-          <w14:ligatures w14:val="none"/>
+          <w:lang w:val="en"/>
         </w:rPr>
         <w:t xml:space="preserve"> Where It’s Used</w:t>
       </w:r>
@@ -421,6 +385,7 @@
         </w:rPr>
         <w:t xml:space="preserve">: </w:t>
       </w:r>
+      <w:proofErr w:type="spellStart"/>
       <w:r>
         <w:rPr>
           <w:rFonts w:ascii="Arial" w:eastAsia="Arial" w:hAnsi="Arial" w:cs="Arial"/>
@@ -432,7 +397,21 @@
           <w:lang w:val="en"/>
           <w14:ligatures w14:val="none"/>
         </w:rPr>
-        <w:t>Chatgpt (GPT</w:t>
+        <w:t>Chatgpt</w:t>
+      </w:r>
+      <w:proofErr w:type="spellEnd"/>
+      <w:r>
+        <w:rPr>
+          <w:rFonts w:ascii="Arial" w:eastAsia="Arial" w:hAnsi="Arial" w:cs="Arial"/>
+          <w:b/>
+          <w:kern w:val="0"/>
+          <w:sz w:val="22"/>
+          <w:szCs w:val="22"/>
+          <w:highlight w:val="darkGray"/>
+          <w:lang w:val="en"/>
+          <w14:ligatures w14:val="none"/>
+        </w:rPr>
+        <w:t xml:space="preserve"> (GPT</w:t>
       </w:r>
       <w:r>
         <w:rPr>
@@ -636,41 +615,23 @@
     </w:p>
     <w:p>
       <w:pPr>
-        <w:spacing w:before="280" w:after="80" w:line="276" w:lineRule="auto"/>
-        <w:outlineLvl w:val="1"/>
-        <w:rPr>
-          <w:rFonts w:asciiTheme="majorHAnsi" w:eastAsiaTheme="majorEastAsia" w:hAnsiTheme="majorHAnsi" w:cstheme="majorBidi"/>
-          <w:color w:val="2F5496" w:themeColor="accent1" w:themeShade="BF"/>
-          <w:kern w:val="0"/>
-          <w:sz w:val="32"/>
-          <w:szCs w:val="32"/>
-          <w:lang w:val="en"/>
-          <w14:ligatures w14:val="none"/>
+        <w:pStyle w:val="Heading2"/>
+        <w:rPr>
+          <w:lang w:val="en"/>
         </w:rPr>
       </w:pPr>
       <w:bookmarkStart w:id="3" w:name="_80sgmqgksk9c" w:colFirst="0" w:colLast="0"/>
       <w:bookmarkEnd w:id="3"/>
       <w:r>
         <w:rPr>
-          <w:rFonts w:ascii="Segoe UI Emoji" w:eastAsiaTheme="majorEastAsia" w:hAnsi="Segoe UI Emoji" w:cs="Segoe UI Emoji"/>
-          <w:color w:val="2F5496" w:themeColor="accent1" w:themeShade="BF"/>
-          <w:kern w:val="0"/>
-          <w:sz w:val="32"/>
-          <w:szCs w:val="32"/>
-          <w:lang w:val="en"/>
-          <w14:ligatures w14:val="none"/>
+          <w:rFonts w:ascii="Segoe UI Emoji" w:hAnsi="Segoe UI Emoji" w:cs="Segoe UI Emoji"/>
+          <w:lang w:val="en"/>
         </w:rPr>
         <w:t>🔧</w:t>
       </w:r>
       <w:r>
         <w:rPr>
-          <w:rFonts w:asciiTheme="majorHAnsi" w:eastAsiaTheme="majorEastAsia" w:hAnsiTheme="majorHAnsi" w:cstheme="majorBidi"/>
-          <w:color w:val="2F5496" w:themeColor="accent1" w:themeShade="BF"/>
-          <w:kern w:val="0"/>
-          <w:sz w:val="32"/>
-          <w:szCs w:val="32"/>
-          <w:lang w:val="en"/>
-          <w14:ligatures w14:val="none"/>
+          <w:lang w:val="en"/>
         </w:rPr>
         <w:t xml:space="preserve"> NIC Functions</w:t>
       </w:r>
@@ -712,6 +673,7 @@
         </w:rPr>
         <w:t xml:space="preserve">: </w:t>
       </w:r>
+      <w:proofErr w:type="spellStart"/>
       <w:r>
         <w:rPr>
           <w:rFonts w:ascii="Arial" w:eastAsia="Arial" w:hAnsi="Arial" w:cs="Arial"/>
@@ -723,7 +685,21 @@
           <w:lang w:val="en"/>
           <w14:ligatures w14:val="none"/>
         </w:rPr>
-        <w:t>Chatgpt (GPT</w:t>
+        <w:t>Chatgpt</w:t>
+      </w:r>
+      <w:proofErr w:type="spellEnd"/>
+      <w:r>
+        <w:rPr>
+          <w:rFonts w:ascii="Arial" w:eastAsia="Arial" w:hAnsi="Arial" w:cs="Arial"/>
+          <w:b/>
+          <w:kern w:val="0"/>
+          <w:sz w:val="22"/>
+          <w:szCs w:val="22"/>
+          <w:highlight w:val="darkGray"/>
+          <w:lang w:val="en"/>
+          <w14:ligatures w14:val="none"/>
+        </w:rPr>
+        <w:t xml:space="preserve"> (GPT</w:t>
       </w:r>
       <w:r>
         <w:rPr>
@@ -774,6 +750,7 @@
           <w:lang w:val="en"/>
           <w14:ligatures w14:val="none"/>
         </w:rPr>
+        <w:lastRenderedPageBreak/>
         <w:drawing>
           <wp:inline distT="114300" distB="114300" distL="114300" distR="114300" wp14:anchorId="2DF078C4" wp14:editId="7D55C175">
             <wp:extent cx="5943600" cy="1943100"/>
@@ -1417,41 +1394,23 @@
     </w:p>
     <w:p>
       <w:pPr>
-        <w:spacing w:before="280" w:after="80" w:line="276" w:lineRule="auto"/>
-        <w:outlineLvl w:val="1"/>
-        <w:rPr>
-          <w:rFonts w:asciiTheme="majorHAnsi" w:eastAsiaTheme="majorEastAsia" w:hAnsiTheme="majorHAnsi" w:cstheme="majorBidi"/>
-          <w:color w:val="2F5496" w:themeColor="accent1" w:themeShade="BF"/>
-          <w:kern w:val="0"/>
-          <w:sz w:val="32"/>
-          <w:szCs w:val="32"/>
-          <w:lang w:val="en"/>
-          <w14:ligatures w14:val="none"/>
+        <w:pStyle w:val="Heading2"/>
+        <w:rPr>
+          <w:lang w:val="en"/>
         </w:rPr>
       </w:pPr>
       <w:bookmarkStart w:id="4" w:name="_mdp6lhz18bxw" w:colFirst="0" w:colLast="0"/>
       <w:bookmarkEnd w:id="4"/>
       <w:r>
         <w:rPr>
-          <w:rFonts w:ascii="Segoe UI Emoji" w:eastAsiaTheme="majorEastAsia" w:hAnsi="Segoe UI Emoji" w:cs="Segoe UI Emoji"/>
-          <w:color w:val="2F5496" w:themeColor="accent1" w:themeShade="BF"/>
-          <w:kern w:val="0"/>
-          <w:sz w:val="32"/>
-          <w:szCs w:val="32"/>
-          <w:lang w:val="en"/>
-          <w14:ligatures w14:val="none"/>
+          <w:rFonts w:ascii="Segoe UI Emoji" w:hAnsi="Segoe UI Emoji" w:cs="Segoe UI Emoji"/>
+          <w:lang w:val="en"/>
         </w:rPr>
         <w:t>🧠</w:t>
       </w:r>
       <w:r>
         <w:rPr>
-          <w:rFonts w:asciiTheme="majorHAnsi" w:eastAsiaTheme="majorEastAsia" w:hAnsiTheme="majorHAnsi" w:cstheme="majorBidi"/>
-          <w:color w:val="2F5496" w:themeColor="accent1" w:themeShade="BF"/>
-          <w:kern w:val="0"/>
-          <w:sz w:val="32"/>
-          <w:szCs w:val="32"/>
-          <w:lang w:val="en"/>
-          <w14:ligatures w14:val="none"/>
+          <w:lang w:val="en"/>
         </w:rPr>
         <w:t xml:space="preserve"> Types of NICs</w:t>
       </w:r>
@@ -1493,6 +1452,7 @@
         </w:rPr>
         <w:t xml:space="preserve">: </w:t>
       </w:r>
+      <w:proofErr w:type="spellStart"/>
       <w:r>
         <w:rPr>
           <w:rFonts w:ascii="Arial" w:eastAsia="Arial" w:hAnsi="Arial" w:cs="Arial"/>
@@ -1504,7 +1464,21 @@
           <w:lang w:val="en"/>
           <w14:ligatures w14:val="none"/>
         </w:rPr>
-        <w:t>Chatgpt (GPT</w:t>
+        <w:t>Chatgpt</w:t>
+      </w:r>
+      <w:proofErr w:type="spellEnd"/>
+      <w:r>
+        <w:rPr>
+          <w:rFonts w:ascii="Arial" w:eastAsia="Arial" w:hAnsi="Arial" w:cs="Arial"/>
+          <w:b/>
+          <w:kern w:val="0"/>
+          <w:sz w:val="22"/>
+          <w:szCs w:val="22"/>
+          <w:highlight w:val="darkGray"/>
+          <w:lang w:val="en"/>
+          <w14:ligatures w14:val="none"/>
+        </w:rPr>
+        <w:t xml:space="preserve"> (GPT</w:t>
       </w:r>
       <w:r>
         <w:rPr>
@@ -1653,6 +1627,7 @@
                 <w:lang w:val="en"/>
                 <w14:ligatures w14:val="none"/>
               </w:rPr>
+              <w:lastRenderedPageBreak/>
               <w:t>Type</w:t>
             </w:r>
           </w:p>
@@ -2091,7 +2066,33 @@
                 <w:lang w:val="en"/>
                 <w14:ligatures w14:val="none"/>
               </w:rPr>
-              <w:t>Virtual NIC (vNIC)</w:t>
+              <w:t>Virtual NIC (</w:t>
+            </w:r>
+            <w:proofErr w:type="spellStart"/>
+            <w:r>
+              <w:rPr>
+                <w:rFonts w:ascii="Roboto Mono" w:eastAsia="Roboto Mono" w:hAnsi="Roboto Mono" w:cs="Arial"/>
+                <w:b/>
+                <w:bCs/>
+                <w:kern w:val="0"/>
+                <w:szCs w:val="22"/>
+                <w:lang w:val="en"/>
+                <w14:ligatures w14:val="none"/>
+              </w:rPr>
+              <w:t>vNIC</w:t>
+            </w:r>
+            <w:proofErr w:type="spellEnd"/>
+            <w:r>
+              <w:rPr>
+                <w:rFonts w:ascii="Roboto Mono" w:eastAsia="Roboto Mono" w:hAnsi="Roboto Mono" w:cs="Arial"/>
+                <w:b/>
+                <w:bCs/>
+                <w:kern w:val="0"/>
+                <w:szCs w:val="22"/>
+                <w:lang w:val="en"/>
+                <w14:ligatures w14:val="none"/>
+              </w:rPr>
+              <w:t>)</w:t>
             </w:r>
           </w:p>
         </w:tc>
@@ -2164,41 +2165,23 @@
     </w:p>
     <w:p>
       <w:pPr>
-        <w:spacing w:before="280" w:after="80" w:line="276" w:lineRule="auto"/>
-        <w:outlineLvl w:val="1"/>
-        <w:rPr>
-          <w:rFonts w:asciiTheme="majorHAnsi" w:eastAsiaTheme="majorEastAsia" w:hAnsiTheme="majorHAnsi" w:cstheme="majorBidi"/>
-          <w:color w:val="2F5496" w:themeColor="accent1" w:themeShade="BF"/>
-          <w:kern w:val="0"/>
-          <w:sz w:val="32"/>
-          <w:szCs w:val="32"/>
-          <w:lang w:val="en"/>
-          <w14:ligatures w14:val="none"/>
+        <w:pStyle w:val="Heading2"/>
+        <w:rPr>
+          <w:lang w:val="en"/>
         </w:rPr>
       </w:pPr>
       <w:bookmarkStart w:id="5" w:name="_adozfhh1u6ce" w:colFirst="0" w:colLast="0"/>
       <w:bookmarkEnd w:id="5"/>
       <w:r>
         <w:rPr>
-          <w:rFonts w:ascii="Segoe UI Emoji" w:eastAsiaTheme="majorEastAsia" w:hAnsi="Segoe UI Emoji" w:cs="Segoe UI Emoji"/>
-          <w:color w:val="2F5496" w:themeColor="accent1" w:themeShade="BF"/>
-          <w:kern w:val="0"/>
-          <w:sz w:val="32"/>
-          <w:szCs w:val="32"/>
-          <w:lang w:val="en"/>
-          <w14:ligatures w14:val="none"/>
+          <w:rFonts w:ascii="Segoe UI Emoji" w:hAnsi="Segoe UI Emoji" w:cs="Segoe UI Emoji"/>
+          <w:lang w:val="en"/>
         </w:rPr>
         <w:t>🔄</w:t>
       </w:r>
       <w:r>
         <w:rPr>
-          <w:rFonts w:asciiTheme="majorHAnsi" w:eastAsiaTheme="majorEastAsia" w:hAnsiTheme="majorHAnsi" w:cstheme="majorBidi"/>
-          <w:color w:val="2F5496" w:themeColor="accent1" w:themeShade="BF"/>
-          <w:kern w:val="0"/>
-          <w:sz w:val="32"/>
-          <w:szCs w:val="32"/>
-          <w:lang w:val="en"/>
-          <w14:ligatures w14:val="none"/>
+          <w:lang w:val="en"/>
         </w:rPr>
         <w:t xml:space="preserve"> NIC in Action (Simple Diagram)</w:t>
       </w:r>
@@ -2240,6 +2223,7 @@
         </w:rPr>
         <w:t xml:space="preserve">: </w:t>
       </w:r>
+      <w:proofErr w:type="spellStart"/>
       <w:r>
         <w:rPr>
           <w:rFonts w:ascii="Arial" w:eastAsia="Arial" w:hAnsi="Arial" w:cs="Arial"/>
@@ -2251,7 +2235,21 @@
           <w:lang w:val="en"/>
           <w14:ligatures w14:val="none"/>
         </w:rPr>
-        <w:t>Chatgpt (GPT</w:t>
+        <w:t>Chatgpt</w:t>
+      </w:r>
+      <w:proofErr w:type="spellEnd"/>
+      <w:r>
+        <w:rPr>
+          <w:rFonts w:ascii="Arial" w:eastAsia="Arial" w:hAnsi="Arial" w:cs="Arial"/>
+          <w:b/>
+          <w:kern w:val="0"/>
+          <w:sz w:val="22"/>
+          <w:szCs w:val="22"/>
+          <w:highlight w:val="darkGray"/>
+          <w:lang w:val="en"/>
+          <w14:ligatures w14:val="none"/>
+        </w:rPr>
+        <w:t xml:space="preserve"> (GPT</w:t>
       </w:r>
       <w:r>
         <w:rPr>
@@ -2519,41 +2517,23 @@
     </w:p>
     <w:p>
       <w:pPr>
-        <w:spacing w:before="280" w:after="80" w:line="276" w:lineRule="auto"/>
-        <w:outlineLvl w:val="1"/>
-        <w:rPr>
-          <w:rFonts w:asciiTheme="majorHAnsi" w:eastAsiaTheme="majorEastAsia" w:hAnsiTheme="majorHAnsi" w:cstheme="majorBidi"/>
-          <w:color w:val="2F5496" w:themeColor="accent1" w:themeShade="BF"/>
-          <w:kern w:val="0"/>
-          <w:sz w:val="32"/>
-          <w:szCs w:val="32"/>
-          <w:lang w:val="en"/>
-          <w14:ligatures w14:val="none"/>
+        <w:pStyle w:val="Heading2"/>
+        <w:rPr>
+          <w:lang w:val="en"/>
         </w:rPr>
       </w:pPr>
       <w:bookmarkStart w:id="6" w:name="_3ab3vnlvr9xt" w:colFirst="0" w:colLast="0"/>
       <w:bookmarkEnd w:id="6"/>
       <w:r>
         <w:rPr>
-          <w:rFonts w:ascii="Segoe UI Emoji" w:eastAsiaTheme="majorEastAsia" w:hAnsi="Segoe UI Emoji" w:cs="Segoe UI Emoji"/>
-          <w:color w:val="2F5496" w:themeColor="accent1" w:themeShade="BF"/>
-          <w:kern w:val="0"/>
-          <w:sz w:val="32"/>
-          <w:szCs w:val="32"/>
-          <w:lang w:val="en"/>
-          <w14:ligatures w14:val="none"/>
+          <w:rFonts w:ascii="Segoe UI Emoji" w:hAnsi="Segoe UI Emoji" w:cs="Segoe UI Emoji"/>
+          <w:lang w:val="en"/>
         </w:rPr>
         <w:t>🔍</w:t>
       </w:r>
       <w:r>
         <w:rPr>
-          <w:rFonts w:asciiTheme="majorHAnsi" w:eastAsiaTheme="majorEastAsia" w:hAnsiTheme="majorHAnsi" w:cstheme="majorBidi"/>
-          <w:color w:val="2F5496" w:themeColor="accent1" w:themeShade="BF"/>
-          <w:kern w:val="0"/>
-          <w:sz w:val="32"/>
-          <w:szCs w:val="32"/>
-          <w:lang w:val="en"/>
-          <w14:ligatures w14:val="none"/>
+          <w:lang w:val="en"/>
         </w:rPr>
         <w:t xml:space="preserve"> Example Specs You Might See</w:t>
       </w:r>
@@ -2595,6 +2575,7 @@
         </w:rPr>
         <w:t xml:space="preserve">: </w:t>
       </w:r>
+      <w:proofErr w:type="spellStart"/>
       <w:r>
         <w:rPr>
           <w:rFonts w:ascii="Arial" w:eastAsia="Arial" w:hAnsi="Arial" w:cs="Arial"/>
@@ -2606,7 +2587,21 @@
           <w:lang w:val="en"/>
           <w14:ligatures w14:val="none"/>
         </w:rPr>
-        <w:t>Chatgpt (GPT</w:t>
+        <w:t>Chatgpt</w:t>
+      </w:r>
+      <w:proofErr w:type="spellEnd"/>
+      <w:r>
+        <w:rPr>
+          <w:rFonts w:ascii="Arial" w:eastAsia="Arial" w:hAnsi="Arial" w:cs="Arial"/>
+          <w:b/>
+          <w:kern w:val="0"/>
+          <w:sz w:val="22"/>
+          <w:szCs w:val="22"/>
+          <w:highlight w:val="darkGray"/>
+          <w:lang w:val="en"/>
+          <w14:ligatures w14:val="none"/>
+        </w:rPr>
+        <w:t xml:space="preserve"> (GPT</w:t>
       </w:r>
       <w:r>
         <w:rPr>
@@ -2657,6 +2652,7 @@
           <w:lang w:val="en"/>
           <w14:ligatures w14:val="none"/>
         </w:rPr>
+        <w:lastRenderedPageBreak/>
         <w:drawing>
           <wp:inline distT="114300" distB="114300" distL="114300" distR="114300" wp14:anchorId="77F05AE6" wp14:editId="5ADC1EF7">
             <wp:extent cx="5943600" cy="1549400"/>
@@ -3200,16 +3196,9 @@
     </w:p>
     <w:p>
       <w:pPr>
-        <w:spacing w:before="280" w:after="80" w:line="276" w:lineRule="auto"/>
-        <w:outlineLvl w:val="1"/>
-        <w:rPr>
-          <w:rFonts w:asciiTheme="majorHAnsi" w:eastAsiaTheme="majorEastAsia" w:hAnsiTheme="majorHAnsi" w:cstheme="majorBidi"/>
-          <w:color w:val="2F5496" w:themeColor="accent1" w:themeShade="BF"/>
-          <w:kern w:val="0"/>
-          <w:sz w:val="32"/>
-          <w:szCs w:val="32"/>
-          <w:lang w:val="en"/>
-          <w14:ligatures w14:val="none"/>
+        <w:pStyle w:val="Heading2"/>
+        <w:rPr>
+          <w:lang w:val="en"/>
         </w:rPr>
       </w:pPr>
       <w:bookmarkStart w:id="7" w:name="_n8plk7nhgb8c" w:colFirst="0" w:colLast="0"/>
@@ -3217,24 +3206,14 @@
       <w:r>
         <w:rPr>
           <w:rFonts w:ascii="Segoe UI Emoji" w:eastAsia="Arial Unicode MS" w:hAnsi="Segoe UI Emoji" w:cs="Segoe UI Emoji"/>
-          <w:color w:val="2F5496" w:themeColor="accent1" w:themeShade="BF"/>
-          <w:kern w:val="0"/>
-          <w:sz w:val="32"/>
-          <w:szCs w:val="32"/>
-          <w:lang w:val="en"/>
-          <w14:ligatures w14:val="none"/>
+          <w:lang w:val="en"/>
         </w:rPr>
         <w:t>✅</w:t>
       </w:r>
       <w:r>
         <w:rPr>
-          <w:rFonts w:ascii="Arial Unicode MS" w:eastAsia="Arial Unicode MS" w:hAnsi="Arial Unicode MS" w:cs="Arial Unicode MS"/>
-          <w:color w:val="2F5496" w:themeColor="accent1" w:themeShade="BF"/>
-          <w:kern w:val="0"/>
-          <w:sz w:val="32"/>
-          <w:szCs w:val="32"/>
-          <w:lang w:val="en"/>
-          <w14:ligatures w14:val="none"/>
+          <w:rFonts w:eastAsia="Arial Unicode MS"/>
+          <w:lang w:val="en"/>
         </w:rPr>
         <w:t xml:space="preserve"> Advantages</w:t>
       </w:r>
@@ -3276,6 +3255,7 @@
         </w:rPr>
         <w:t xml:space="preserve">: </w:t>
       </w:r>
+      <w:proofErr w:type="spellStart"/>
       <w:r>
         <w:rPr>
           <w:rFonts w:ascii="Arial" w:eastAsia="Arial" w:hAnsi="Arial" w:cs="Arial"/>
@@ -3287,7 +3267,21 @@
           <w:lang w:val="en"/>
           <w14:ligatures w14:val="none"/>
         </w:rPr>
-        <w:t>Chatgpt (GPT</w:t>
+        <w:t>Chatgpt</w:t>
+      </w:r>
+      <w:proofErr w:type="spellEnd"/>
+      <w:r>
+        <w:rPr>
+          <w:rFonts w:ascii="Arial" w:eastAsia="Arial" w:hAnsi="Arial" w:cs="Arial"/>
+          <w:b/>
+          <w:kern w:val="0"/>
+          <w:sz w:val="22"/>
+          <w:szCs w:val="22"/>
+          <w:highlight w:val="darkGray"/>
+          <w:lang w:val="en"/>
+          <w14:ligatures w14:val="none"/>
+        </w:rPr>
+        <w:t xml:space="preserve"> (GPT</w:t>
       </w:r>
       <w:r>
         <w:rPr>
@@ -3484,16 +3478,9 @@
     </w:p>
     <w:p>
       <w:pPr>
-        <w:spacing w:before="280" w:after="80" w:line="276" w:lineRule="auto"/>
-        <w:outlineLvl w:val="1"/>
-        <w:rPr>
-          <w:rFonts w:asciiTheme="majorHAnsi" w:eastAsiaTheme="majorEastAsia" w:hAnsiTheme="majorHAnsi" w:cstheme="majorBidi"/>
-          <w:color w:val="2F5496" w:themeColor="accent1" w:themeShade="BF"/>
-          <w:kern w:val="0"/>
-          <w:sz w:val="32"/>
-          <w:szCs w:val="32"/>
-          <w:lang w:val="en"/>
-          <w14:ligatures w14:val="none"/>
+        <w:pStyle w:val="Heading2"/>
+        <w:rPr>
+          <w:lang w:val="en"/>
         </w:rPr>
       </w:pPr>
       <w:bookmarkStart w:id="8" w:name="_rrx1c3r5wiuj" w:colFirst="0" w:colLast="0"/>
@@ -3501,24 +3488,14 @@
       <w:r>
         <w:rPr>
           <w:rFonts w:ascii="Segoe UI Emoji" w:eastAsia="Arial Unicode MS" w:hAnsi="Segoe UI Emoji" w:cs="Segoe UI Emoji"/>
-          <w:color w:val="2F5496" w:themeColor="accent1" w:themeShade="BF"/>
-          <w:kern w:val="0"/>
-          <w:sz w:val="32"/>
-          <w:szCs w:val="32"/>
-          <w:lang w:val="en"/>
-          <w14:ligatures w14:val="none"/>
+          <w:lang w:val="en"/>
         </w:rPr>
         <w:t>❌</w:t>
       </w:r>
       <w:r>
         <w:rPr>
-          <w:rFonts w:ascii="Arial Unicode MS" w:eastAsia="Arial Unicode MS" w:hAnsi="Arial Unicode MS" w:cs="Arial Unicode MS"/>
-          <w:color w:val="2F5496" w:themeColor="accent1" w:themeShade="BF"/>
-          <w:kern w:val="0"/>
-          <w:sz w:val="32"/>
-          <w:szCs w:val="32"/>
-          <w:lang w:val="en"/>
-          <w14:ligatures w14:val="none"/>
+          <w:rFonts w:eastAsia="Arial Unicode MS"/>
+          <w:lang w:val="en"/>
         </w:rPr>
         <w:t xml:space="preserve"> Disadvantages</w:t>
       </w:r>
@@ -3560,6 +3537,7 @@
         </w:rPr>
         <w:t xml:space="preserve">: </w:t>
       </w:r>
+      <w:proofErr w:type="spellStart"/>
       <w:r>
         <w:rPr>
           <w:rFonts w:ascii="Arial" w:eastAsia="Arial" w:hAnsi="Arial" w:cs="Arial"/>
@@ -3571,7 +3549,21 @@
           <w:lang w:val="en"/>
           <w14:ligatures w14:val="none"/>
         </w:rPr>
-        <w:t>Chatgpt (GPT</w:t>
+        <w:t>Chatgpt</w:t>
+      </w:r>
+      <w:proofErr w:type="spellEnd"/>
+      <w:r>
+        <w:rPr>
+          <w:rFonts w:ascii="Arial" w:eastAsia="Arial" w:hAnsi="Arial" w:cs="Arial"/>
+          <w:b/>
+          <w:kern w:val="0"/>
+          <w:sz w:val="22"/>
+          <w:szCs w:val="22"/>
+          <w:highlight w:val="darkGray"/>
+          <w:lang w:val="en"/>
+          <w14:ligatures w14:val="none"/>
+        </w:rPr>
+        <w:t xml:space="preserve"> (GPT</w:t>
       </w:r>
       <w:r>
         <w:rPr>
@@ -3671,6 +3663,7 @@
           <w:lang w:val="en"/>
           <w14:ligatures w14:val="none"/>
         </w:rPr>
+        <w:lastRenderedPageBreak/>
         <w:t>❌</w:t>
       </w:r>
       <w:r>
@@ -3768,41 +3761,23 @@
     </w:p>
     <w:p>
       <w:pPr>
-        <w:spacing w:before="280" w:after="80" w:line="276" w:lineRule="auto"/>
-        <w:outlineLvl w:val="1"/>
-        <w:rPr>
-          <w:rFonts w:asciiTheme="majorHAnsi" w:eastAsiaTheme="majorEastAsia" w:hAnsiTheme="majorHAnsi" w:cstheme="majorBidi"/>
-          <w:color w:val="2F5496" w:themeColor="accent1" w:themeShade="BF"/>
-          <w:kern w:val="0"/>
-          <w:sz w:val="32"/>
-          <w:szCs w:val="32"/>
-          <w:lang w:val="en"/>
-          <w14:ligatures w14:val="none"/>
+        <w:pStyle w:val="Heading2"/>
+        <w:rPr>
+          <w:lang w:val="en"/>
         </w:rPr>
       </w:pPr>
       <w:bookmarkStart w:id="9" w:name="_lpazgcjy4m4s" w:colFirst="0" w:colLast="0"/>
       <w:bookmarkEnd w:id="9"/>
       <w:r>
         <w:rPr>
-          <w:rFonts w:ascii="Segoe UI Emoji" w:eastAsiaTheme="majorEastAsia" w:hAnsi="Segoe UI Emoji" w:cs="Segoe UI Emoji"/>
-          <w:color w:val="2F5496" w:themeColor="accent1" w:themeShade="BF"/>
-          <w:kern w:val="0"/>
-          <w:sz w:val="32"/>
-          <w:szCs w:val="32"/>
-          <w:lang w:val="en"/>
-          <w14:ligatures w14:val="none"/>
+          <w:rFonts w:ascii="Segoe UI Emoji" w:hAnsi="Segoe UI Emoji" w:cs="Segoe UI Emoji"/>
+          <w:lang w:val="en"/>
         </w:rPr>
         <w:t>📌</w:t>
       </w:r>
       <w:r>
         <w:rPr>
-          <w:rFonts w:asciiTheme="majorHAnsi" w:eastAsiaTheme="majorEastAsia" w:hAnsiTheme="majorHAnsi" w:cstheme="majorBidi"/>
-          <w:color w:val="2F5496" w:themeColor="accent1" w:themeShade="BF"/>
-          <w:kern w:val="0"/>
-          <w:sz w:val="32"/>
-          <w:szCs w:val="32"/>
-          <w:lang w:val="en"/>
-          <w14:ligatures w14:val="none"/>
+          <w:lang w:val="en"/>
         </w:rPr>
         <w:t xml:space="preserve"> Summary</w:t>
       </w:r>
@@ -3844,6 +3819,7 @@
         </w:rPr>
         <w:t xml:space="preserve">: </w:t>
       </w:r>
+      <w:proofErr w:type="spellStart"/>
       <w:r>
         <w:rPr>
           <w:rFonts w:ascii="Arial" w:eastAsia="Arial" w:hAnsi="Arial" w:cs="Arial"/>
@@ -3855,7 +3831,21 @@
           <w:lang w:val="en"/>
           <w14:ligatures w14:val="none"/>
         </w:rPr>
-        <w:t>Chatgpt (GPT</w:t>
+        <w:t>Chatgpt</w:t>
+      </w:r>
+      <w:proofErr w:type="spellEnd"/>
+      <w:r>
+        <w:rPr>
+          <w:rFonts w:ascii="Arial" w:eastAsia="Arial" w:hAnsi="Arial" w:cs="Arial"/>
+          <w:b/>
+          <w:kern w:val="0"/>
+          <w:sz w:val="22"/>
+          <w:szCs w:val="22"/>
+          <w:highlight w:val="darkGray"/>
+          <w:lang w:val="en"/>
+          <w14:ligatures w14:val="none"/>
+        </w:rPr>
+        <w:t xml:space="preserve"> (GPT</w:t>
       </w:r>
       <w:r>
         <w:rPr>
@@ -4530,72 +4520,40 @@
     </w:p>
     <w:p>
       <w:pPr>
-        <w:keepNext/>
-        <w:keepLines/>
-        <w:spacing w:before="360" w:after="80" w:line="276" w:lineRule="auto"/>
-        <w:outlineLvl w:val="0"/>
-        <w:rPr>
-          <w:rFonts w:asciiTheme="majorHAnsi" w:eastAsiaTheme="majorEastAsia" w:hAnsiTheme="majorHAnsi" w:cstheme="majorBidi"/>
-          <w:color w:val="2F5496" w:themeColor="accent1" w:themeShade="BF"/>
-          <w:kern w:val="0"/>
-          <w:sz w:val="40"/>
-          <w:szCs w:val="40"/>
-          <w:lang w:val="en"/>
-          <w14:ligatures w14:val="none"/>
+        <w:pStyle w:val="Heading1"/>
+        <w:rPr>
+          <w:lang w:val="en"/>
         </w:rPr>
       </w:pPr>
       <w:bookmarkStart w:id="10" w:name="_bc4boh4gdmej" w:colFirst="0" w:colLast="0"/>
       <w:bookmarkEnd w:id="10"/>
       <w:r>
         <w:rPr>
-          <w:rFonts w:asciiTheme="majorHAnsi" w:eastAsiaTheme="majorEastAsia" w:hAnsiTheme="majorHAnsi" w:cstheme="majorBidi"/>
-          <w:color w:val="2F5496" w:themeColor="accent1" w:themeShade="BF"/>
-          <w:kern w:val="0"/>
-          <w:sz w:val="40"/>
-          <w:szCs w:val="40"/>
-          <w:lang w:val="en"/>
-          <w14:ligatures w14:val="none"/>
-        </w:rPr>
+          <w:lang w:val="en"/>
+        </w:rPr>
+        <w:lastRenderedPageBreak/>
         <w:t>2-MAC address</w:t>
       </w:r>
     </w:p>
     <w:p>
       <w:pPr>
-        <w:spacing w:before="280" w:after="80" w:line="276" w:lineRule="auto"/>
-        <w:outlineLvl w:val="1"/>
-        <w:rPr>
-          <w:rFonts w:asciiTheme="majorHAnsi" w:eastAsiaTheme="majorEastAsia" w:hAnsiTheme="majorHAnsi" w:cstheme="majorBidi"/>
-          <w:color w:val="2F5496" w:themeColor="accent1" w:themeShade="BF"/>
-          <w:kern w:val="0"/>
-          <w:sz w:val="32"/>
-          <w:szCs w:val="32"/>
-          <w:lang w:val="en"/>
-          <w14:ligatures w14:val="none"/>
+        <w:pStyle w:val="Heading2"/>
+        <w:rPr>
+          <w:lang w:val="en"/>
         </w:rPr>
       </w:pPr>
       <w:bookmarkStart w:id="11" w:name="_cp7s5040w9wk" w:colFirst="0" w:colLast="0"/>
       <w:bookmarkEnd w:id="11"/>
       <w:r>
         <w:rPr>
-          <w:rFonts w:ascii="Segoe UI Emoji" w:eastAsiaTheme="majorEastAsia" w:hAnsi="Segoe UI Emoji" w:cs="Segoe UI Emoji"/>
-          <w:color w:val="2F5496" w:themeColor="accent1" w:themeShade="BF"/>
-          <w:kern w:val="0"/>
-          <w:sz w:val="32"/>
-          <w:szCs w:val="32"/>
-          <w:lang w:val="en"/>
-          <w14:ligatures w14:val="none"/>
+          <w:rFonts w:ascii="Segoe UI Emoji" w:hAnsi="Segoe UI Emoji" w:cs="Segoe UI Emoji"/>
+          <w:lang w:val="en"/>
         </w:rPr>
         <w:t>🆔</w:t>
       </w:r>
       <w:r>
         <w:rPr>
-          <w:rFonts w:asciiTheme="majorHAnsi" w:eastAsiaTheme="majorEastAsia" w:hAnsiTheme="majorHAnsi" w:cstheme="majorBidi"/>
-          <w:color w:val="2F5496" w:themeColor="accent1" w:themeShade="BF"/>
-          <w:kern w:val="0"/>
-          <w:sz w:val="32"/>
-          <w:szCs w:val="32"/>
-          <w:lang w:val="en"/>
-          <w14:ligatures w14:val="none"/>
+          <w:lang w:val="en"/>
         </w:rPr>
         <w:t xml:space="preserve"> What Is a MAC Address?</w:t>
       </w:r>
@@ -4637,6 +4595,7 @@
         </w:rPr>
         <w:t xml:space="preserve">: </w:t>
       </w:r>
+      <w:proofErr w:type="spellStart"/>
       <w:r>
         <w:rPr>
           <w:rFonts w:ascii="Arial" w:eastAsia="Arial" w:hAnsi="Arial" w:cs="Arial"/>
@@ -4648,7 +4607,21 @@
           <w:lang w:val="en"/>
           <w14:ligatures w14:val="none"/>
         </w:rPr>
-        <w:t>Chatgpt (GPT</w:t>
+        <w:t>Chatgpt</w:t>
+      </w:r>
+      <w:proofErr w:type="spellEnd"/>
+      <w:r>
+        <w:rPr>
+          <w:rFonts w:ascii="Arial" w:eastAsia="Arial" w:hAnsi="Arial" w:cs="Arial"/>
+          <w:b/>
+          <w:kern w:val="0"/>
+          <w:sz w:val="22"/>
+          <w:szCs w:val="22"/>
+          <w:highlight w:val="darkGray"/>
+          <w:lang w:val="en"/>
+          <w14:ligatures w14:val="none"/>
+        </w:rPr>
+        <w:t xml:space="preserve"> (GPT</w:t>
       </w:r>
       <w:r>
         <w:rPr>
@@ -4837,41 +4810,23 @@
     </w:p>
     <w:p>
       <w:pPr>
-        <w:spacing w:before="280" w:after="80" w:line="276" w:lineRule="auto"/>
-        <w:outlineLvl w:val="1"/>
-        <w:rPr>
-          <w:rFonts w:asciiTheme="majorHAnsi" w:eastAsiaTheme="majorEastAsia" w:hAnsiTheme="majorHAnsi" w:cstheme="majorBidi"/>
-          <w:color w:val="2F5496" w:themeColor="accent1" w:themeShade="BF"/>
-          <w:kern w:val="0"/>
-          <w:sz w:val="32"/>
-          <w:szCs w:val="32"/>
-          <w:lang w:val="en"/>
-          <w14:ligatures w14:val="none"/>
+        <w:pStyle w:val="Heading2"/>
+        <w:rPr>
+          <w:lang w:val="en"/>
         </w:rPr>
       </w:pPr>
       <w:bookmarkStart w:id="12" w:name="_tb1x3wavu1hx" w:colFirst="0" w:colLast="0"/>
       <w:bookmarkEnd w:id="12"/>
       <w:r>
         <w:rPr>
-          <w:rFonts w:ascii="Segoe UI Emoji" w:eastAsiaTheme="majorEastAsia" w:hAnsi="Segoe UI Emoji" w:cs="Segoe UI Emoji"/>
-          <w:color w:val="2F5496" w:themeColor="accent1" w:themeShade="BF"/>
-          <w:kern w:val="0"/>
-          <w:sz w:val="32"/>
-          <w:szCs w:val="32"/>
-          <w:lang w:val="en"/>
-          <w14:ligatures w14:val="none"/>
+          <w:rFonts w:ascii="Segoe UI Emoji" w:hAnsi="Segoe UI Emoji" w:cs="Segoe UI Emoji"/>
+          <w:lang w:val="en"/>
         </w:rPr>
         <w:t>🧠</w:t>
       </w:r>
       <w:r>
         <w:rPr>
-          <w:rFonts w:asciiTheme="majorHAnsi" w:eastAsiaTheme="majorEastAsia" w:hAnsiTheme="majorHAnsi" w:cstheme="majorBidi"/>
-          <w:color w:val="2F5496" w:themeColor="accent1" w:themeShade="BF"/>
-          <w:kern w:val="0"/>
-          <w:sz w:val="32"/>
-          <w:szCs w:val="32"/>
-          <w:lang w:val="en"/>
-          <w14:ligatures w14:val="none"/>
+          <w:lang w:val="en"/>
         </w:rPr>
         <w:t xml:space="preserve"> Simple Definition:</w:t>
       </w:r>
@@ -4913,6 +4868,7 @@
         </w:rPr>
         <w:t xml:space="preserve">: </w:t>
       </w:r>
+      <w:proofErr w:type="spellStart"/>
       <w:r>
         <w:rPr>
           <w:rFonts w:ascii="Arial" w:eastAsia="Arial" w:hAnsi="Arial" w:cs="Arial"/>
@@ -4924,7 +4880,21 @@
           <w:lang w:val="en"/>
           <w14:ligatures w14:val="none"/>
         </w:rPr>
-        <w:t>Chatgpt (GPT</w:t>
+        <w:t>Chatgpt</w:t>
+      </w:r>
+      <w:proofErr w:type="spellEnd"/>
+      <w:r>
+        <w:rPr>
+          <w:rFonts w:ascii="Arial" w:eastAsia="Arial" w:hAnsi="Arial" w:cs="Arial"/>
+          <w:b/>
+          <w:kern w:val="0"/>
+          <w:sz w:val="22"/>
+          <w:szCs w:val="22"/>
+          <w:highlight w:val="darkGray"/>
+          <w:lang w:val="en"/>
+          <w14:ligatures w14:val="none"/>
+        </w:rPr>
+        <w:t xml:space="preserve"> (GPT</w:t>
       </w:r>
       <w:r>
         <w:rPr>
@@ -5070,41 +5040,23 @@
     </w:p>
     <w:p>
       <w:pPr>
-        <w:spacing w:before="280" w:after="80" w:line="276" w:lineRule="auto"/>
-        <w:outlineLvl w:val="1"/>
-        <w:rPr>
-          <w:rFonts w:asciiTheme="majorHAnsi" w:eastAsiaTheme="majorEastAsia" w:hAnsiTheme="majorHAnsi" w:cstheme="majorBidi"/>
-          <w:color w:val="2F5496" w:themeColor="accent1" w:themeShade="BF"/>
-          <w:kern w:val="0"/>
-          <w:sz w:val="32"/>
-          <w:szCs w:val="32"/>
-          <w:lang w:val="en"/>
-          <w14:ligatures w14:val="none"/>
+        <w:pStyle w:val="Heading2"/>
+        <w:rPr>
+          <w:lang w:val="en"/>
         </w:rPr>
       </w:pPr>
       <w:bookmarkStart w:id="13" w:name="_scyl20ay390g" w:colFirst="0" w:colLast="0"/>
       <w:bookmarkEnd w:id="13"/>
       <w:r>
         <w:rPr>
-          <w:rFonts w:ascii="Segoe UI Emoji" w:eastAsiaTheme="majorEastAsia" w:hAnsi="Segoe UI Emoji" w:cs="Segoe UI Emoji"/>
-          <w:color w:val="2F5496" w:themeColor="accent1" w:themeShade="BF"/>
-          <w:kern w:val="0"/>
-          <w:sz w:val="32"/>
-          <w:szCs w:val="32"/>
-          <w:lang w:val="en"/>
-          <w14:ligatures w14:val="none"/>
+          <w:rFonts w:ascii="Segoe UI Emoji" w:hAnsi="Segoe UI Emoji" w:cs="Segoe UI Emoji"/>
+          <w:lang w:val="en"/>
         </w:rPr>
         <w:t>📦</w:t>
       </w:r>
       <w:r>
         <w:rPr>
-          <w:rFonts w:asciiTheme="majorHAnsi" w:eastAsiaTheme="majorEastAsia" w:hAnsiTheme="majorHAnsi" w:cstheme="majorBidi"/>
-          <w:color w:val="2F5496" w:themeColor="accent1" w:themeShade="BF"/>
-          <w:kern w:val="0"/>
-          <w:sz w:val="32"/>
-          <w:szCs w:val="32"/>
-          <w:lang w:val="en"/>
-          <w14:ligatures w14:val="none"/>
+          <w:lang w:val="en"/>
         </w:rPr>
         <w:t xml:space="preserve"> Format:</w:t>
       </w:r>
@@ -5146,6 +5098,7 @@
         </w:rPr>
         <w:t xml:space="preserve">: </w:t>
       </w:r>
+      <w:proofErr w:type="spellStart"/>
       <w:r>
         <w:rPr>
           <w:rFonts w:ascii="Arial" w:eastAsia="Arial" w:hAnsi="Arial" w:cs="Arial"/>
@@ -5157,7 +5110,21 @@
           <w:lang w:val="en"/>
           <w14:ligatures w14:val="none"/>
         </w:rPr>
-        <w:t>Chatgpt (GPT</w:t>
+        <w:t>Chatgpt</w:t>
+      </w:r>
+      <w:proofErr w:type="spellEnd"/>
+      <w:r>
+        <w:rPr>
+          <w:rFonts w:ascii="Arial" w:eastAsia="Arial" w:hAnsi="Arial" w:cs="Arial"/>
+          <w:b/>
+          <w:kern w:val="0"/>
+          <w:sz w:val="22"/>
+          <w:szCs w:val="22"/>
+          <w:highlight w:val="darkGray"/>
+          <w:lang w:val="en"/>
+          <w14:ligatures w14:val="none"/>
+        </w:rPr>
+        <w:t xml:space="preserve"> (GPT</w:t>
       </w:r>
       <w:r>
         <w:rPr>
@@ -5310,7 +5277,29 @@
           <w:lang w:val="en"/>
           <w14:ligatures w14:val="none"/>
         </w:rPr>
-        <w:t>Example: 00:1A:2B:3C:4D:5E</w:t>
+        <w:t>Example: 00:1</w:t>
+      </w:r>
+      <w:proofErr w:type="gramStart"/>
+      <w:r>
+        <w:rPr>
+          <w:rFonts w:ascii="Roboto Mono" w:eastAsia="Roboto Mono" w:hAnsi="Roboto Mono" w:cs="Arial"/>
+          <w:kern w:val="0"/>
+          <w:szCs w:val="22"/>
+          <w:lang w:val="en"/>
+          <w14:ligatures w14:val="none"/>
+        </w:rPr>
+        <w:t>A:2B:3C</w:t>
+      </w:r>
+      <w:proofErr w:type="gramEnd"/>
+      <w:r>
+        <w:rPr>
+          <w:rFonts w:ascii="Roboto Mono" w:eastAsia="Roboto Mono" w:hAnsi="Roboto Mono" w:cs="Arial"/>
+          <w:kern w:val="0"/>
+          <w:szCs w:val="22"/>
+          <w:lang w:val="en"/>
+          <w14:ligatures w14:val="none"/>
+        </w:rPr>
+        <w:t>:4D:5E</w:t>
       </w:r>
     </w:p>
     <w:p>
@@ -5464,6 +5453,7 @@
           <w:lang w:val="en"/>
           <w14:ligatures w14:val="none"/>
         </w:rPr>
+        <w:lastRenderedPageBreak/>
         <w:pict w14:anchorId="37BA289D">
           <v:rect id="_x0000_i1036" style="width:0;height:1.5pt" o:hralign="center" o:hrstd="t" o:hr="t" fillcolor="#a0a0a0" stroked="f"/>
         </w:pict>
@@ -5471,41 +5461,23 @@
     </w:p>
     <w:p>
       <w:pPr>
-        <w:spacing w:before="280" w:after="80" w:line="276" w:lineRule="auto"/>
-        <w:outlineLvl w:val="1"/>
-        <w:rPr>
-          <w:rFonts w:asciiTheme="majorHAnsi" w:eastAsiaTheme="majorEastAsia" w:hAnsiTheme="majorHAnsi" w:cstheme="majorBidi"/>
-          <w:color w:val="2F5496" w:themeColor="accent1" w:themeShade="BF"/>
-          <w:kern w:val="0"/>
-          <w:sz w:val="32"/>
-          <w:szCs w:val="32"/>
-          <w:lang w:val="en"/>
-          <w14:ligatures w14:val="none"/>
+        <w:pStyle w:val="Heading2"/>
+        <w:rPr>
+          <w:lang w:val="en"/>
         </w:rPr>
       </w:pPr>
       <w:bookmarkStart w:id="14" w:name="_z9av93dmkkkc" w:colFirst="0" w:colLast="0"/>
       <w:bookmarkEnd w:id="14"/>
       <w:r>
         <w:rPr>
-          <w:rFonts w:ascii="Segoe UI Symbol" w:eastAsiaTheme="majorEastAsia" w:hAnsi="Segoe UI Symbol" w:cs="Segoe UI Symbol"/>
-          <w:color w:val="2F5496" w:themeColor="accent1" w:themeShade="BF"/>
-          <w:kern w:val="0"/>
-          <w:sz w:val="32"/>
-          <w:szCs w:val="32"/>
-          <w:lang w:val="en"/>
-          <w14:ligatures w14:val="none"/>
+          <w:rFonts w:ascii="Segoe UI Symbol" w:hAnsi="Segoe UI Symbol" w:cs="Segoe UI Symbol"/>
+          <w:lang w:val="en"/>
         </w:rPr>
         <w:t>🛠</w:t>
       </w:r>
       <w:r>
         <w:rPr>
-          <w:rFonts w:asciiTheme="majorHAnsi" w:eastAsiaTheme="majorEastAsia" w:hAnsiTheme="majorHAnsi" w:cstheme="majorBidi"/>
-          <w:color w:val="2F5496" w:themeColor="accent1" w:themeShade="BF"/>
-          <w:kern w:val="0"/>
-          <w:sz w:val="32"/>
-          <w:szCs w:val="32"/>
-          <w:lang w:val="en"/>
-          <w14:ligatures w14:val="none"/>
+          <w:lang w:val="en"/>
         </w:rPr>
         <w:t xml:space="preserve"> Where It’s Used:</w:t>
       </w:r>
@@ -5550,6 +5522,7 @@
         </w:rPr>
         <w:t xml:space="preserve">: </w:t>
       </w:r>
+      <w:proofErr w:type="spellStart"/>
       <w:r>
         <w:rPr>
           <w:rFonts w:ascii="Arial" w:eastAsia="Arial" w:hAnsi="Arial" w:cs="Arial"/>
@@ -5561,7 +5534,21 @@
           <w:lang w:val="en"/>
           <w14:ligatures w14:val="none"/>
         </w:rPr>
-        <w:t>Chatgpt (GPT</w:t>
+        <w:t>Chatgpt</w:t>
+      </w:r>
+      <w:proofErr w:type="spellEnd"/>
+      <w:r>
+        <w:rPr>
+          <w:rFonts w:ascii="Arial" w:eastAsia="Arial" w:hAnsi="Arial" w:cs="Arial"/>
+          <w:b/>
+          <w:kern w:val="0"/>
+          <w:sz w:val="22"/>
+          <w:szCs w:val="22"/>
+          <w:highlight w:val="darkGray"/>
+          <w:lang w:val="en"/>
+          <w14:ligatures w14:val="none"/>
+        </w:rPr>
+        <w:t xml:space="preserve"> (GPT</w:t>
       </w:r>
       <w:r>
         <w:rPr>
@@ -6227,41 +6214,23 @@
     </w:p>
     <w:p>
       <w:pPr>
-        <w:spacing w:before="280" w:after="80" w:line="276" w:lineRule="auto"/>
-        <w:outlineLvl w:val="1"/>
-        <w:rPr>
-          <w:rFonts w:asciiTheme="majorHAnsi" w:eastAsiaTheme="majorEastAsia" w:hAnsiTheme="majorHAnsi" w:cstheme="majorBidi"/>
-          <w:color w:val="2F5496" w:themeColor="accent1" w:themeShade="BF"/>
-          <w:kern w:val="0"/>
-          <w:sz w:val="32"/>
-          <w:szCs w:val="32"/>
-          <w:lang w:val="en"/>
-          <w14:ligatures w14:val="none"/>
+        <w:pStyle w:val="Heading2"/>
+        <w:rPr>
+          <w:lang w:val="en"/>
         </w:rPr>
       </w:pPr>
       <w:bookmarkStart w:id="15" w:name="_viecdy1vibkb" w:colFirst="0" w:colLast="0"/>
       <w:bookmarkEnd w:id="15"/>
       <w:r>
         <w:rPr>
-          <w:rFonts w:ascii="Segoe UI Emoji" w:eastAsiaTheme="majorEastAsia" w:hAnsi="Segoe UI Emoji" w:cs="Segoe UI Emoji"/>
-          <w:color w:val="2F5496" w:themeColor="accent1" w:themeShade="BF"/>
-          <w:kern w:val="0"/>
-          <w:sz w:val="32"/>
-          <w:szCs w:val="32"/>
-          <w:lang w:val="en"/>
-          <w14:ligatures w14:val="none"/>
+          <w:rFonts w:ascii="Segoe UI Emoji" w:hAnsi="Segoe UI Emoji" w:cs="Segoe UI Emoji"/>
+          <w:lang w:val="en"/>
         </w:rPr>
         <w:t>📡</w:t>
       </w:r>
       <w:r>
         <w:rPr>
-          <w:rFonts w:asciiTheme="majorHAnsi" w:eastAsiaTheme="majorEastAsia" w:hAnsiTheme="majorHAnsi" w:cstheme="majorBidi"/>
-          <w:color w:val="2F5496" w:themeColor="accent1" w:themeShade="BF"/>
-          <w:kern w:val="0"/>
-          <w:sz w:val="32"/>
-          <w:szCs w:val="32"/>
-          <w:lang w:val="en"/>
-          <w14:ligatures w14:val="none"/>
+          <w:lang w:val="en"/>
         </w:rPr>
         <w:t xml:space="preserve"> MAC vs IP Address</w:t>
       </w:r>
@@ -6306,6 +6275,7 @@
         </w:rPr>
         <w:t xml:space="preserve">: </w:t>
       </w:r>
+      <w:proofErr w:type="spellStart"/>
       <w:r>
         <w:rPr>
           <w:rFonts w:ascii="Arial" w:eastAsia="Arial" w:hAnsi="Arial" w:cs="Arial"/>
@@ -6317,7 +6287,21 @@
           <w:lang w:val="en"/>
           <w14:ligatures w14:val="none"/>
         </w:rPr>
-        <w:t>Chatgpt (GPT</w:t>
+        <w:t>Chatgpt</w:t>
+      </w:r>
+      <w:proofErr w:type="spellEnd"/>
+      <w:r>
+        <w:rPr>
+          <w:rFonts w:ascii="Arial" w:eastAsia="Arial" w:hAnsi="Arial" w:cs="Arial"/>
+          <w:b/>
+          <w:kern w:val="0"/>
+          <w:sz w:val="22"/>
+          <w:szCs w:val="22"/>
+          <w:highlight w:val="darkGray"/>
+          <w:lang w:val="en"/>
+          <w14:ligatures w14:val="none"/>
+        </w:rPr>
+        <w:t xml:space="preserve"> (GPT</w:t>
       </w:r>
       <w:r>
         <w:rPr>
@@ -6368,6 +6352,7 @@
           <w:lang w:val="en"/>
           <w14:ligatures w14:val="none"/>
         </w:rPr>
+        <w:lastRenderedPageBreak/>
         <w:drawing>
           <wp:inline distT="114300" distB="114300" distL="114300" distR="114300" wp14:anchorId="7428D36A" wp14:editId="5D438B5B">
             <wp:extent cx="5943600" cy="1612900"/>
@@ -7200,41 +7185,23 @@
     </w:p>
     <w:p>
       <w:pPr>
-        <w:spacing w:before="280" w:after="80" w:line="276" w:lineRule="auto"/>
-        <w:outlineLvl w:val="1"/>
-        <w:rPr>
-          <w:rFonts w:asciiTheme="majorHAnsi" w:eastAsiaTheme="majorEastAsia" w:hAnsiTheme="majorHAnsi" w:cstheme="majorBidi"/>
-          <w:color w:val="2F5496" w:themeColor="accent1" w:themeShade="BF"/>
-          <w:kern w:val="0"/>
-          <w:sz w:val="32"/>
-          <w:szCs w:val="32"/>
-          <w:lang w:val="en"/>
-          <w14:ligatures w14:val="none"/>
+        <w:pStyle w:val="Heading2"/>
+        <w:rPr>
+          <w:lang w:val="en"/>
         </w:rPr>
       </w:pPr>
       <w:bookmarkStart w:id="16" w:name="_k8c2t2comipx" w:colFirst="0" w:colLast="0"/>
       <w:bookmarkEnd w:id="16"/>
       <w:r>
         <w:rPr>
-          <w:rFonts w:ascii="Segoe UI Emoji" w:eastAsiaTheme="majorEastAsia" w:hAnsi="Segoe UI Emoji" w:cs="Segoe UI Emoji"/>
-          <w:color w:val="2F5496" w:themeColor="accent1" w:themeShade="BF"/>
-          <w:kern w:val="0"/>
-          <w:sz w:val="32"/>
-          <w:szCs w:val="32"/>
-          <w:lang w:val="en"/>
-          <w14:ligatures w14:val="none"/>
+          <w:rFonts w:ascii="Segoe UI Emoji" w:hAnsi="Segoe UI Emoji" w:cs="Segoe UI Emoji"/>
+          <w:lang w:val="en"/>
         </w:rPr>
         <w:t>🔍</w:t>
       </w:r>
       <w:r>
         <w:rPr>
-          <w:rFonts w:asciiTheme="majorHAnsi" w:eastAsiaTheme="majorEastAsia" w:hAnsiTheme="majorHAnsi" w:cstheme="majorBidi"/>
-          <w:color w:val="2F5496" w:themeColor="accent1" w:themeShade="BF"/>
-          <w:kern w:val="0"/>
-          <w:sz w:val="32"/>
-          <w:szCs w:val="32"/>
-          <w:lang w:val="en"/>
-          <w14:ligatures w14:val="none"/>
+          <w:lang w:val="en"/>
         </w:rPr>
         <w:t xml:space="preserve"> How to Find Your MAC Address</w:t>
       </w:r>
@@ -7276,6 +7243,7 @@
         </w:rPr>
         <w:t xml:space="preserve">: </w:t>
       </w:r>
+      <w:proofErr w:type="spellStart"/>
       <w:r>
         <w:rPr>
           <w:rFonts w:ascii="Arial" w:eastAsia="Arial" w:hAnsi="Arial" w:cs="Arial"/>
@@ -7287,7 +7255,21 @@
           <w:lang w:val="en"/>
           <w14:ligatures w14:val="none"/>
         </w:rPr>
-        <w:t>Chatgpt (GPT</w:t>
+        <w:t>Chatgpt</w:t>
+      </w:r>
+      <w:proofErr w:type="spellEnd"/>
+      <w:r>
+        <w:rPr>
+          <w:rFonts w:ascii="Arial" w:eastAsia="Arial" w:hAnsi="Arial" w:cs="Arial"/>
+          <w:b/>
+          <w:kern w:val="0"/>
+          <w:sz w:val="22"/>
+          <w:szCs w:val="22"/>
+          <w:highlight w:val="darkGray"/>
+          <w:lang w:val="en"/>
+          <w14:ligatures w14:val="none"/>
+        </w:rPr>
+        <w:t xml:space="preserve"> (GPT</w:t>
       </w:r>
       <w:r>
         <w:rPr>
@@ -7531,6 +7513,7 @@
         <w:br/>
         <w:t xml:space="preserve"> Use command: </w:t>
       </w:r>
+      <w:proofErr w:type="spellStart"/>
       <w:r>
         <w:rPr>
           <w:rFonts w:ascii="Roboto Mono" w:eastAsia="Roboto Mono" w:hAnsi="Roboto Mono" w:cs="Roboto Mono"/>
@@ -7542,6 +7525,7 @@
         </w:rPr>
         <w:t>ifconfig</w:t>
       </w:r>
+      <w:proofErr w:type="spellEnd"/>
       <w:r>
         <w:rPr>
           <w:rFonts w:ascii="Roboto Mono" w:eastAsia="Roboto Mono" w:hAnsi="Roboto Mono" w:cs="Arial"/>
@@ -7552,6 +7536,7 @@
         </w:rPr>
         <w:t xml:space="preserve"> or </w:t>
       </w:r>
+      <w:proofErr w:type="spellStart"/>
       <w:r>
         <w:rPr>
           <w:rFonts w:ascii="Roboto Mono" w:eastAsia="Roboto Mono" w:hAnsi="Roboto Mono" w:cs="Roboto Mono"/>
@@ -7561,7 +7546,19 @@
           <w:lang w:val="en"/>
           <w14:ligatures w14:val="none"/>
         </w:rPr>
-        <w:t>ip link</w:t>
+        <w:t>ip</w:t>
+      </w:r>
+      <w:proofErr w:type="spellEnd"/>
+      <w:r>
+        <w:rPr>
+          <w:rFonts w:ascii="Roboto Mono" w:eastAsia="Roboto Mono" w:hAnsi="Roboto Mono" w:cs="Roboto Mono"/>
+          <w:color w:val="188038"/>
+          <w:kern w:val="0"/>
+          <w:szCs w:val="22"/>
+          <w:lang w:val="en"/>
+          <w14:ligatures w14:val="none"/>
+        </w:rPr>
+        <w:t xml:space="preserve"> link</w:t>
       </w:r>
       <w:r>
         <w:rPr>
@@ -7682,7 +7679,18 @@
           <w:lang w:val="en"/>
           <w14:ligatures w14:val="none"/>
         </w:rPr>
-        <w:t xml:space="preserve"> look for MAC address</w:t>
+        <w:t xml:space="preserve"> look for MAC </w:t>
+      </w:r>
+      <w:r>
+        <w:rPr>
+          <w:rFonts w:ascii="Roboto Mono" w:eastAsia="Roboto Mono" w:hAnsi="Roboto Mono" w:cs="Arial Unicode MS"/>
+          <w:kern w:val="0"/>
+          <w:szCs w:val="22"/>
+          <w:lang w:val="en"/>
+          <w14:ligatures w14:val="none"/>
+        </w:rPr>
+        <w:lastRenderedPageBreak/>
+        <w:t>address</w:t>
       </w:r>
       <w:r>
         <w:rPr>
@@ -7722,41 +7730,23 @@
     </w:p>
     <w:p>
       <w:pPr>
-        <w:spacing w:before="280" w:after="80" w:line="276" w:lineRule="auto"/>
-        <w:outlineLvl w:val="1"/>
-        <w:rPr>
-          <w:rFonts w:asciiTheme="majorHAnsi" w:eastAsiaTheme="majorEastAsia" w:hAnsiTheme="majorHAnsi" w:cstheme="majorBidi"/>
-          <w:color w:val="2F5496" w:themeColor="accent1" w:themeShade="BF"/>
-          <w:kern w:val="0"/>
-          <w:sz w:val="32"/>
-          <w:szCs w:val="32"/>
-          <w:lang w:val="en"/>
-          <w14:ligatures w14:val="none"/>
+        <w:pStyle w:val="Heading2"/>
+        <w:rPr>
+          <w:lang w:val="en"/>
         </w:rPr>
       </w:pPr>
       <w:bookmarkStart w:id="17" w:name="_k1zkmulmfie3" w:colFirst="0" w:colLast="0"/>
       <w:bookmarkEnd w:id="17"/>
       <w:r>
         <w:rPr>
-          <w:rFonts w:ascii="Segoe UI Symbol" w:eastAsiaTheme="majorEastAsia" w:hAnsi="Segoe UI Symbol" w:cs="Segoe UI Symbol"/>
-          <w:color w:val="2F5496" w:themeColor="accent1" w:themeShade="BF"/>
-          <w:kern w:val="0"/>
-          <w:sz w:val="32"/>
-          <w:szCs w:val="32"/>
-          <w:lang w:val="en"/>
-          <w14:ligatures w14:val="none"/>
+          <w:rFonts w:ascii="Segoe UI Symbol" w:hAnsi="Segoe UI Symbol" w:cs="Segoe UI Symbol"/>
+          <w:lang w:val="en"/>
         </w:rPr>
         <w:t>🛡</w:t>
       </w:r>
       <w:r>
         <w:rPr>
-          <w:rFonts w:asciiTheme="majorHAnsi" w:eastAsiaTheme="majorEastAsia" w:hAnsiTheme="majorHAnsi" w:cstheme="majorBidi"/>
-          <w:color w:val="2F5496" w:themeColor="accent1" w:themeShade="BF"/>
-          <w:kern w:val="0"/>
-          <w:sz w:val="32"/>
-          <w:szCs w:val="32"/>
-          <w:lang w:val="en"/>
-          <w14:ligatures w14:val="none"/>
+          <w:lang w:val="en"/>
         </w:rPr>
         <w:t xml:space="preserve"> MAC Address Spoofing</w:t>
       </w:r>
@@ -7798,6 +7788,7 @@
         </w:rPr>
         <w:t xml:space="preserve">: </w:t>
       </w:r>
+      <w:proofErr w:type="spellStart"/>
       <w:r>
         <w:rPr>
           <w:rFonts w:ascii="Arial" w:eastAsia="Arial" w:hAnsi="Arial" w:cs="Arial"/>
@@ -7809,7 +7800,21 @@
           <w:lang w:val="en"/>
           <w14:ligatures w14:val="none"/>
         </w:rPr>
-        <w:t>Chatgpt (GPT</w:t>
+        <w:t>Chatgpt</w:t>
+      </w:r>
+      <w:proofErr w:type="spellEnd"/>
+      <w:r>
+        <w:rPr>
+          <w:rFonts w:ascii="Arial" w:eastAsia="Arial" w:hAnsi="Arial" w:cs="Arial"/>
+          <w:b/>
+          <w:kern w:val="0"/>
+          <w:sz w:val="22"/>
+          <w:szCs w:val="22"/>
+          <w:highlight w:val="darkGray"/>
+          <w:lang w:val="en"/>
+          <w14:ligatures w14:val="none"/>
+        </w:rPr>
+        <w:t xml:space="preserve"> (GPT</w:t>
       </w:r>
       <w:r>
         <w:rPr>
@@ -8021,41 +8026,23 @@
     </w:p>
     <w:p>
       <w:pPr>
-        <w:spacing w:before="280" w:after="80" w:line="276" w:lineRule="auto"/>
-        <w:outlineLvl w:val="1"/>
-        <w:rPr>
-          <w:rFonts w:asciiTheme="majorHAnsi" w:eastAsiaTheme="majorEastAsia" w:hAnsiTheme="majorHAnsi" w:cstheme="majorBidi"/>
-          <w:color w:val="2F5496" w:themeColor="accent1" w:themeShade="BF"/>
-          <w:kern w:val="0"/>
-          <w:sz w:val="32"/>
-          <w:szCs w:val="32"/>
-          <w:lang w:val="en"/>
-          <w14:ligatures w14:val="none"/>
+        <w:pStyle w:val="Heading2"/>
+        <w:rPr>
+          <w:lang w:val="en"/>
         </w:rPr>
       </w:pPr>
       <w:bookmarkStart w:id="18" w:name="_q4wkpan14e0h" w:colFirst="0" w:colLast="0"/>
       <w:bookmarkEnd w:id="18"/>
       <w:r>
         <w:rPr>
-          <w:rFonts w:ascii="Segoe UI Emoji" w:eastAsiaTheme="majorEastAsia" w:hAnsi="Segoe UI Emoji" w:cs="Segoe UI Emoji"/>
-          <w:color w:val="2F5496" w:themeColor="accent1" w:themeShade="BF"/>
-          <w:kern w:val="0"/>
-          <w:sz w:val="32"/>
-          <w:szCs w:val="32"/>
-          <w:lang w:val="en"/>
-          <w14:ligatures w14:val="none"/>
+          <w:rFonts w:ascii="Segoe UI Emoji" w:hAnsi="Segoe UI Emoji" w:cs="Segoe UI Emoji"/>
+          <w:lang w:val="en"/>
         </w:rPr>
         <w:t>📌</w:t>
       </w:r>
       <w:r>
         <w:rPr>
-          <w:rFonts w:asciiTheme="majorHAnsi" w:eastAsiaTheme="majorEastAsia" w:hAnsiTheme="majorHAnsi" w:cstheme="majorBidi"/>
-          <w:color w:val="2F5496" w:themeColor="accent1" w:themeShade="BF"/>
-          <w:kern w:val="0"/>
-          <w:sz w:val="32"/>
-          <w:szCs w:val="32"/>
-          <w:lang w:val="en"/>
-          <w14:ligatures w14:val="none"/>
+          <w:lang w:val="en"/>
         </w:rPr>
         <w:t xml:space="preserve"> Summary</w:t>
       </w:r>
@@ -8100,6 +8087,7 @@
         </w:rPr>
         <w:t xml:space="preserve">: </w:t>
       </w:r>
+      <w:proofErr w:type="spellStart"/>
       <w:r>
         <w:rPr>
           <w:rFonts w:ascii="Arial" w:eastAsia="Arial" w:hAnsi="Arial" w:cs="Arial"/>
@@ -8111,7 +8099,21 @@
           <w:lang w:val="en"/>
           <w14:ligatures w14:val="none"/>
         </w:rPr>
-        <w:t>Chatgpt (GPT</w:t>
+        <w:t>Chatgpt</w:t>
+      </w:r>
+      <w:proofErr w:type="spellEnd"/>
+      <w:r>
+        <w:rPr>
+          <w:rFonts w:ascii="Arial" w:eastAsia="Arial" w:hAnsi="Arial" w:cs="Arial"/>
+          <w:b/>
+          <w:kern w:val="0"/>
+          <w:sz w:val="22"/>
+          <w:szCs w:val="22"/>
+          <w:highlight w:val="darkGray"/>
+          <w:lang w:val="en"/>
+          <w14:ligatures w14:val="none"/>
+        </w:rPr>
+        <w:t xml:space="preserve"> (GPT</w:t>
       </w:r>
       <w:r>
         <w:rPr>
@@ -8437,6 +8439,7 @@
                 <w:lang w:val="en"/>
                 <w14:ligatures w14:val="none"/>
               </w:rPr>
+              <w:lastRenderedPageBreak/>
               <w:t>Length</w:t>
             </w:r>
           </w:p>
@@ -8564,7 +8567,29 @@
                 <w:lang w:val="en"/>
                 <w14:ligatures w14:val="none"/>
               </w:rPr>
-              <w:t>Hexadecimal (e.g., 00:1A:2B:3C:4D:5E)</w:t>
+              <w:t xml:space="preserve">Hexadecimal (e.g., </w:t>
+            </w:r>
+            <w:proofErr w:type="gramStart"/>
+            <w:r>
+              <w:rPr>
+                <w:rFonts w:ascii="Roboto Mono" w:eastAsia="Roboto Mono" w:hAnsi="Roboto Mono" w:cs="Arial"/>
+                <w:kern w:val="0"/>
+                <w:szCs w:val="22"/>
+                <w:lang w:val="en"/>
+                <w14:ligatures w14:val="none"/>
+              </w:rPr>
+              <w:t>00:1A:2B</w:t>
+            </w:r>
+            <w:proofErr w:type="gramEnd"/>
+            <w:r>
+              <w:rPr>
+                <w:rFonts w:ascii="Roboto Mono" w:eastAsia="Roboto Mono" w:hAnsi="Roboto Mono" w:cs="Arial"/>
+                <w:kern w:val="0"/>
+                <w:szCs w:val="22"/>
+                <w:lang w:val="en"/>
+                <w14:ligatures w14:val="none"/>
+              </w:rPr>
+              <w:t>:3C:4D:5E)</w:t>
             </w:r>
           </w:p>
         </w:tc>
@@ -10138,7 +10163,6 @@
     <w:next w:val="Normal"/>
     <w:link w:val="Heading2Char"/>
     <w:uiPriority w:val="9"/>
-    <w:semiHidden/>
     <w:unhideWhenUsed/>
     <w:qFormat/>
     <w:rsid w:val="00484379"/>
@@ -10355,7 +10379,6 @@
     <w:basedOn w:val="DefaultParagraphFont"/>
     <w:link w:val="Heading2"/>
     <w:uiPriority w:val="9"/>
-    <w:semiHidden/>
     <w:rsid w:val="00484379"/>
     <w:rPr>
       <w:rFonts w:asciiTheme="majorHAnsi" w:eastAsiaTheme="majorEastAsia" w:hAnsiTheme="majorHAnsi" w:cstheme="majorBidi"/>
